--- a/labs/lab01/report/_output/lab01-report.docx
+++ b/labs/lab01/report/_output/lab01-report.docx
@@ -22,6 +22,9 @@
       <w:pPr>
         <w:pStyle w:val="Author"/>
       </w:pPr>
+      <w:r>
+        <w:t xml:space="preserve">Кулаженкова Яна Сергеевна</w:t>
+      </w:r>
     </w:p>
     <w:sdt>
       <w:sdtPr>
